--- a/Openshift/apigee-hybrid/docs/Deploy apigee hybrid 1.16 - desa.docx
+++ b/Openshift/apigee-hybrid/docs/Deploy apigee hybrid 1.16 - desa.docx
@@ -906,7 +906,7 @@
           <w:r>
             <w:fldChar w:fldCharType="separate"/>
           </w:r>
-          <w:hyperlink w:anchor="_Toc235714265" w:history="1">
+          <w:hyperlink w:anchor="_Toc236131891" w:history="1">
             <w:r>
               <w:rPr>
                 <w:rStyle w:val="Hipervnculo"/>
@@ -947,7 +947,7 @@
               <w:rPr>
                 <w:webHidden/>
               </w:rPr>
-              <w:instrText xml:space="preserve"> PAGEREF _Toc235714265 \h </w:instrText>
+              <w:instrText xml:space="preserve"> PAGEREF _Toc236131891 \h </w:instrText>
             </w:r>
             <w:r>
               <w:rPr>
@@ -990,7 +990,7 @@
               <w14:ligatures w14:val="standardContextual"/>
             </w:rPr>
           </w:pPr>
-          <w:hyperlink w:anchor="_Toc235714266" w:history="1">
+          <w:hyperlink w:anchor="_Toc236131892" w:history="1">
             <w:r>
               <w:rPr>
                 <w:rStyle w:val="Hipervnculo"/>
@@ -1031,7 +1031,7 @@
               <w:rPr>
                 <w:webHidden/>
               </w:rPr>
-              <w:instrText xml:space="preserve"> PAGEREF _Toc235714266 \h </w:instrText>
+              <w:instrText xml:space="preserve"> PAGEREF _Toc236131892 \h </w:instrText>
             </w:r>
             <w:r>
               <w:rPr>
@@ -1074,7 +1074,7 @@
               <w14:ligatures w14:val="standardContextual"/>
             </w:rPr>
           </w:pPr>
-          <w:hyperlink w:anchor="_Toc235714267" w:history="1">
+          <w:hyperlink w:anchor="_Toc236131893" w:history="1">
             <w:r>
               <w:rPr>
                 <w:rStyle w:val="Hipervnculo"/>
@@ -1115,7 +1115,7 @@
               <w:rPr>
                 <w:webHidden/>
               </w:rPr>
-              <w:instrText xml:space="preserve"> PAGEREF _Toc235714267 \h </w:instrText>
+              <w:instrText xml:space="preserve"> PAGEREF _Toc236131893 \h </w:instrText>
             </w:r>
             <w:r>
               <w:rPr>
@@ -1158,7 +1158,7 @@
               <w14:ligatures w14:val="standardContextual"/>
             </w:rPr>
           </w:pPr>
-          <w:hyperlink w:anchor="_Toc235714268" w:history="1">
+          <w:hyperlink w:anchor="_Toc236131894" w:history="1">
             <w:r>
               <w:rPr>
                 <w:rStyle w:val="Hipervnculo"/>
@@ -1201,7 +1201,7 @@
               <w:rPr>
                 <w:webHidden/>
               </w:rPr>
-              <w:instrText xml:space="preserve"> PAGEREF _Toc235714268 \h </w:instrText>
+              <w:instrText xml:space="preserve"> PAGEREF _Toc236131894 \h </w:instrText>
             </w:r>
             <w:r>
               <w:rPr>
@@ -1244,7 +1244,7 @@
               <w14:ligatures w14:val="standardContextual"/>
             </w:rPr>
           </w:pPr>
-          <w:hyperlink w:anchor="_Toc235714269" w:history="1">
+          <w:hyperlink w:anchor="_Toc236131895" w:history="1">
             <w:r>
               <w:rPr>
                 <w:rStyle w:val="Hipervnculo"/>
@@ -1285,7 +1285,7 @@
               <w:rPr>
                 <w:webHidden/>
               </w:rPr>
-              <w:instrText xml:space="preserve"> PAGEREF _Toc235714269 \h </w:instrText>
+              <w:instrText xml:space="preserve"> PAGEREF _Toc236131895 \h </w:instrText>
             </w:r>
             <w:r>
               <w:rPr>
@@ -1328,7 +1328,7 @@
               <w14:ligatures w14:val="standardContextual"/>
             </w:rPr>
           </w:pPr>
-          <w:hyperlink w:anchor="_Toc235714270" w:history="1">
+          <w:hyperlink w:anchor="_Toc236131896" w:history="1">
             <w:r>
               <w:rPr>
                 <w:rStyle w:val="Hipervnculo"/>
@@ -1369,7 +1369,7 @@
               <w:rPr>
                 <w:webHidden/>
               </w:rPr>
-              <w:instrText xml:space="preserve"> PAGEREF _Toc235714270 \h </w:instrText>
+              <w:instrText xml:space="preserve"> PAGEREF _Toc236131896 \h </w:instrText>
             </w:r>
             <w:r>
               <w:rPr>
@@ -1412,7 +1412,7 @@
               <w14:ligatures w14:val="standardContextual"/>
             </w:rPr>
           </w:pPr>
-          <w:hyperlink w:anchor="_Toc235714271" w:history="1">
+          <w:hyperlink w:anchor="_Toc236131897" w:history="1">
             <w:r>
               <w:rPr>
                 <w:rStyle w:val="Hipervnculo"/>
@@ -1455,7 +1455,7 @@
               <w:rPr>
                 <w:webHidden/>
               </w:rPr>
-              <w:instrText xml:space="preserve"> PAGEREF _Toc235714271 \h </w:instrText>
+              <w:instrText xml:space="preserve"> PAGEREF _Toc236131897 \h </w:instrText>
             </w:r>
             <w:r>
               <w:rPr>
@@ -1498,7 +1498,7 @@
               <w14:ligatures w14:val="standardContextual"/>
             </w:rPr>
           </w:pPr>
-          <w:hyperlink w:anchor="_Toc235714272" w:history="1">
+          <w:hyperlink w:anchor="_Toc236131898" w:history="1">
             <w:r>
               <w:rPr>
                 <w:rStyle w:val="Hipervnculo"/>
@@ -1543,7 +1543,7 @@
               <w:rPr>
                 <w:webHidden/>
               </w:rPr>
-              <w:instrText xml:space="preserve"> PAGEREF _Toc235714272 \h </w:instrText>
+              <w:instrText xml:space="preserve"> PAGEREF _Toc236131898 \h </w:instrText>
             </w:r>
             <w:r>
               <w:rPr>
@@ -1586,7 +1586,7 @@
               <w14:ligatures w14:val="standardContextual"/>
             </w:rPr>
           </w:pPr>
-          <w:hyperlink w:anchor="_Toc235714273" w:history="1">
+          <w:hyperlink w:anchor="_Toc236131899" w:history="1">
             <w:r>
               <w:rPr>
                 <w:rStyle w:val="Hipervnculo"/>
@@ -1629,7 +1629,7 @@
               <w:rPr>
                 <w:webHidden/>
               </w:rPr>
-              <w:instrText xml:space="preserve"> PAGEREF _Toc235714273 \h </w:instrText>
+              <w:instrText xml:space="preserve"> PAGEREF _Toc236131899 \h </w:instrText>
             </w:r>
             <w:r>
               <w:rPr>
@@ -1672,7 +1672,7 @@
               <w14:ligatures w14:val="standardContextual"/>
             </w:rPr>
           </w:pPr>
-          <w:hyperlink w:anchor="_Toc235714274" w:history="1">
+          <w:hyperlink w:anchor="_Toc236131900" w:history="1">
             <w:r>
               <w:rPr>
                 <w:rStyle w:val="Hipervnculo"/>
@@ -1717,7 +1717,7 @@
               <w:rPr>
                 <w:webHidden/>
               </w:rPr>
-              <w:instrText xml:space="preserve"> PAGEREF _Toc235714274 \h </w:instrText>
+              <w:instrText xml:space="preserve"> PAGEREF _Toc236131900 \h </w:instrText>
             </w:r>
             <w:r>
               <w:rPr>
@@ -1760,7 +1760,7 @@
               <w14:ligatures w14:val="standardContextual"/>
             </w:rPr>
           </w:pPr>
-          <w:hyperlink w:anchor="_Toc235714275" w:history="1">
+          <w:hyperlink w:anchor="_Toc236131901" w:history="1">
             <w:r>
               <w:rPr>
                 <w:rStyle w:val="Hipervnculo"/>
@@ -1803,7 +1803,7 @@
               <w:rPr>
                 <w:webHidden/>
               </w:rPr>
-              <w:instrText xml:space="preserve"> PAGEREF _Toc235714275 \h </w:instrText>
+              <w:instrText xml:space="preserve"> PAGEREF _Toc236131901 \h </w:instrText>
             </w:r>
             <w:r>
               <w:rPr>
@@ -1846,7 +1846,7 @@
               <w14:ligatures w14:val="standardContextual"/>
             </w:rPr>
           </w:pPr>
-          <w:hyperlink w:anchor="_Toc235714276" w:history="1">
+          <w:hyperlink w:anchor="_Toc236131902" w:history="1">
             <w:r>
               <w:rPr>
                 <w:rStyle w:val="Hipervnculo"/>
@@ -1889,7 +1889,7 @@
               <w:rPr>
                 <w:webHidden/>
               </w:rPr>
-              <w:instrText xml:space="preserve"> PAGEREF _Toc235714276 \h </w:instrText>
+              <w:instrText xml:space="preserve"> PAGEREF _Toc236131902 \h </w:instrText>
             </w:r>
             <w:r>
               <w:rPr>
@@ -1932,7 +1932,7 @@
               <w14:ligatures w14:val="standardContextual"/>
             </w:rPr>
           </w:pPr>
-          <w:hyperlink w:anchor="_Toc235714277" w:history="1">
+          <w:hyperlink w:anchor="_Toc236131903" w:history="1">
             <w:r>
               <w:rPr>
                 <w:rStyle w:val="Hipervnculo"/>
@@ -1975,7 +1975,7 @@
               <w:rPr>
                 <w:webHidden/>
               </w:rPr>
-              <w:instrText xml:space="preserve"> PAGEREF _Toc235714277 \h </w:instrText>
+              <w:instrText xml:space="preserve"> PAGEREF _Toc236131903 \h </w:instrText>
             </w:r>
             <w:r>
               <w:rPr>
@@ -2018,7 +2018,7 @@
               <w14:ligatures w14:val="standardContextual"/>
             </w:rPr>
           </w:pPr>
-          <w:hyperlink w:anchor="_Toc235714278" w:history="1">
+          <w:hyperlink w:anchor="_Toc236131904" w:history="1">
             <w:r>
               <w:rPr>
                 <w:rStyle w:val="Hipervnculo"/>
@@ -2059,7 +2059,7 @@
               <w:rPr>
                 <w:webHidden/>
               </w:rPr>
-              <w:instrText xml:space="preserve"> PAGEREF _Toc235714278 \h </w:instrText>
+              <w:instrText xml:space="preserve"> PAGEREF _Toc236131904 \h </w:instrText>
             </w:r>
             <w:r>
               <w:rPr>
@@ -2102,7 +2102,7 @@
               <w14:ligatures w14:val="standardContextual"/>
             </w:rPr>
           </w:pPr>
-          <w:hyperlink w:anchor="_Toc235714279" w:history="1">
+          <w:hyperlink w:anchor="_Toc236131905" w:history="1">
             <w:r>
               <w:rPr>
                 <w:rStyle w:val="Hipervnculo"/>
@@ -2143,7 +2143,7 @@
               <w:rPr>
                 <w:webHidden/>
               </w:rPr>
-              <w:instrText xml:space="preserve"> PAGEREF _Toc235714279 \h </w:instrText>
+              <w:instrText xml:space="preserve"> PAGEREF _Toc236131905 \h </w:instrText>
             </w:r>
             <w:r>
               <w:rPr>
@@ -2186,7 +2186,7 @@
               <w14:ligatures w14:val="standardContextual"/>
             </w:rPr>
           </w:pPr>
-          <w:hyperlink w:anchor="_Toc235714280" w:history="1">
+          <w:hyperlink w:anchor="_Toc236131906" w:history="1">
             <w:r>
               <w:rPr>
                 <w:rStyle w:val="Hipervnculo"/>
@@ -2229,7 +2229,7 @@
               <w:rPr>
                 <w:webHidden/>
               </w:rPr>
-              <w:instrText xml:space="preserve"> PAGEREF _Toc235714280 \h </w:instrText>
+              <w:instrText xml:space="preserve"> PAGEREF _Toc236131906 \h </w:instrText>
             </w:r>
             <w:r>
               <w:rPr>
@@ -2272,7 +2272,7 @@
               <w14:ligatures w14:val="standardContextual"/>
             </w:rPr>
           </w:pPr>
-          <w:hyperlink w:anchor="_Toc235714281" w:history="1">
+          <w:hyperlink w:anchor="_Toc236131907" w:history="1">
             <w:r>
               <w:rPr>
                 <w:rStyle w:val="Hipervnculo"/>
@@ -2315,7 +2315,7 @@
               <w:rPr>
                 <w:webHidden/>
               </w:rPr>
-              <w:instrText xml:space="preserve"> PAGEREF _Toc235714281 \h </w:instrText>
+              <w:instrText xml:space="preserve"> PAGEREF _Toc236131907 \h </w:instrText>
             </w:r>
             <w:r>
               <w:rPr>
@@ -2332,7 +2332,7 @@
               <w:rPr>
                 <w:webHidden/>
               </w:rPr>
-              <w:t>19</w:t>
+              <w:t>16</w:t>
             </w:r>
             <w:r>
               <w:rPr>
@@ -2358,7 +2358,7 @@
               <w14:ligatures w14:val="standardContextual"/>
             </w:rPr>
           </w:pPr>
-          <w:hyperlink w:anchor="_Toc235714282" w:history="1">
+          <w:hyperlink w:anchor="_Toc236131908" w:history="1">
             <w:r>
               <w:rPr>
                 <w:rStyle w:val="Hipervnculo"/>
@@ -2401,7 +2401,7 @@
               <w:rPr>
                 <w:webHidden/>
               </w:rPr>
-              <w:instrText xml:space="preserve"> PAGEREF _Toc235714282 \h </w:instrText>
+              <w:instrText xml:space="preserve"> PAGEREF _Toc236131908 \h </w:instrText>
             </w:r>
             <w:r>
               <w:rPr>
@@ -2418,7 +2418,7 @@
               <w:rPr>
                 <w:webHidden/>
               </w:rPr>
-              <w:t>20</w:t>
+              <w:t>17</w:t>
             </w:r>
             <w:r>
               <w:rPr>
@@ -2444,7 +2444,7 @@
               <w14:ligatures w14:val="standardContextual"/>
             </w:rPr>
           </w:pPr>
-          <w:hyperlink w:anchor="_Toc235714283" w:history="1">
+          <w:hyperlink w:anchor="_Toc236131909" w:history="1">
             <w:r>
               <w:rPr>
                 <w:rStyle w:val="Hipervnculo"/>
@@ -2487,7 +2487,7 @@
               <w:rPr>
                 <w:webHidden/>
               </w:rPr>
-              <w:instrText xml:space="preserve"> PAGEREF _Toc235714283 \h </w:instrText>
+              <w:instrText xml:space="preserve"> PAGEREF _Toc236131909 \h </w:instrText>
             </w:r>
             <w:r>
               <w:rPr>
@@ -2504,7 +2504,7 @@
               <w:rPr>
                 <w:webHidden/>
               </w:rPr>
-              <w:t>21</w:t>
+              <w:t>18</w:t>
             </w:r>
             <w:r>
               <w:rPr>
@@ -2530,7 +2530,7 @@
               <w14:ligatures w14:val="standardContextual"/>
             </w:rPr>
           </w:pPr>
-          <w:hyperlink w:anchor="_Toc235714284" w:history="1">
+          <w:hyperlink w:anchor="_Toc236131910" w:history="1">
             <w:r>
               <w:rPr>
                 <w:rStyle w:val="Hipervnculo"/>
@@ -2573,7 +2573,7 @@
               <w:rPr>
                 <w:webHidden/>
               </w:rPr>
-              <w:instrText xml:space="preserve"> PAGEREF _Toc235714284 \h </w:instrText>
+              <w:instrText xml:space="preserve"> PAGEREF _Toc236131910 \h </w:instrText>
             </w:r>
             <w:r>
               <w:rPr>
@@ -2590,7 +2590,7 @@
               <w:rPr>
                 <w:webHidden/>
               </w:rPr>
-              <w:t>22</w:t>
+              <w:t>19</w:t>
             </w:r>
             <w:r>
               <w:rPr>
@@ -2616,7 +2616,7 @@
               <w14:ligatures w14:val="standardContextual"/>
             </w:rPr>
           </w:pPr>
-          <w:hyperlink w:anchor="_Toc235714285" w:history="1">
+          <w:hyperlink w:anchor="_Toc236131911" w:history="1">
             <w:r>
               <w:rPr>
                 <w:rStyle w:val="Hipervnculo"/>
@@ -2659,7 +2659,7 @@
               <w:rPr>
                 <w:webHidden/>
               </w:rPr>
-              <w:instrText xml:space="preserve"> PAGEREF _Toc235714285 \h </w:instrText>
+              <w:instrText xml:space="preserve"> PAGEREF _Toc236131911 \h </w:instrText>
             </w:r>
             <w:r>
               <w:rPr>
@@ -2676,7 +2676,7 @@
               <w:rPr>
                 <w:webHidden/>
               </w:rPr>
-              <w:t>23</w:t>
+              <w:t>20</w:t>
             </w:r>
             <w:r>
               <w:rPr>
@@ -2702,7 +2702,7 @@
               <w14:ligatures w14:val="standardContextual"/>
             </w:rPr>
           </w:pPr>
-          <w:hyperlink w:anchor="_Toc235714286" w:history="1">
+          <w:hyperlink w:anchor="_Toc236131912" w:history="1">
             <w:r>
               <w:rPr>
                 <w:rStyle w:val="Hipervnculo"/>
@@ -2745,7 +2745,7 @@
               <w:rPr>
                 <w:webHidden/>
               </w:rPr>
-              <w:instrText xml:space="preserve"> PAGEREF _Toc235714286 \h </w:instrText>
+              <w:instrText xml:space="preserve"> PAGEREF _Toc236131912 \h </w:instrText>
             </w:r>
             <w:r>
               <w:rPr>
@@ -2762,7 +2762,7 @@
               <w:rPr>
                 <w:webHidden/>
               </w:rPr>
-              <w:t>23</w:t>
+              <w:t>21</w:t>
             </w:r>
             <w:r>
               <w:rPr>
@@ -2788,7 +2788,7 @@
               <w14:ligatures w14:val="standardContextual"/>
             </w:rPr>
           </w:pPr>
-          <w:hyperlink w:anchor="_Toc235714287" w:history="1">
+          <w:hyperlink w:anchor="_Toc236131913" w:history="1">
             <w:r>
               <w:rPr>
                 <w:rStyle w:val="Hipervnculo"/>
@@ -2829,7 +2829,7 @@
               <w:rPr>
                 <w:webHidden/>
               </w:rPr>
-              <w:instrText xml:space="preserve"> PAGEREF _Toc235714287 \h </w:instrText>
+              <w:instrText xml:space="preserve"> PAGEREF _Toc236131913 \h </w:instrText>
             </w:r>
             <w:r>
               <w:rPr>
@@ -2846,7 +2846,7 @@
               <w:rPr>
                 <w:webHidden/>
               </w:rPr>
-              <w:t>25</w:t>
+              <w:t>22</w:t>
             </w:r>
             <w:r>
               <w:rPr>
@@ -2872,7 +2872,7 @@
               <w14:ligatures w14:val="standardContextual"/>
             </w:rPr>
           </w:pPr>
-          <w:hyperlink w:anchor="_Toc235714288" w:history="1">
+          <w:hyperlink w:anchor="_Toc236131914" w:history="1">
             <w:r>
               <w:rPr>
                 <w:rStyle w:val="Hipervnculo"/>
@@ -2913,7 +2913,7 @@
               <w:rPr>
                 <w:webHidden/>
               </w:rPr>
-              <w:instrText xml:space="preserve"> PAGEREF _Toc235714288 \h </w:instrText>
+              <w:instrText xml:space="preserve"> PAGEREF _Toc236131914 \h </w:instrText>
             </w:r>
             <w:r>
               <w:rPr>
@@ -2930,7 +2930,7 @@
               <w:rPr>
                 <w:webHidden/>
               </w:rPr>
-              <w:t>25</w:t>
+              <w:t>22</w:t>
             </w:r>
             <w:r>
               <w:rPr>
@@ -2956,7 +2956,7 @@
               <w14:ligatures w14:val="standardContextual"/>
             </w:rPr>
           </w:pPr>
-          <w:hyperlink w:anchor="_Toc235714289" w:history="1">
+          <w:hyperlink w:anchor="_Toc236131915" w:history="1">
             <w:r>
               <w:rPr>
                 <w:rStyle w:val="Hipervnculo"/>
@@ -2997,7 +2997,7 @@
               <w:rPr>
                 <w:webHidden/>
               </w:rPr>
-              <w:instrText xml:space="preserve"> PAGEREF _Toc235714289 \h </w:instrText>
+              <w:instrText xml:space="preserve"> PAGEREF _Toc236131915 \h </w:instrText>
             </w:r>
             <w:r>
               <w:rPr>
@@ -3014,7 +3014,7 @@
               <w:rPr>
                 <w:webHidden/>
               </w:rPr>
-              <w:t>25</w:t>
+              <w:t>22</w:t>
             </w:r>
             <w:r>
               <w:rPr>
@@ -3040,7 +3040,7 @@
               <w14:ligatures w14:val="standardContextual"/>
             </w:rPr>
           </w:pPr>
-          <w:hyperlink w:anchor="_Toc235714290" w:history="1">
+          <w:hyperlink w:anchor="_Toc236131916" w:history="1">
             <w:r>
               <w:rPr>
                 <w:rStyle w:val="Hipervnculo"/>
@@ -3081,7 +3081,7 @@
               <w:rPr>
                 <w:webHidden/>
               </w:rPr>
-              <w:instrText xml:space="preserve"> PAGEREF _Toc235714290 \h </w:instrText>
+              <w:instrText xml:space="preserve"> PAGEREF _Toc236131916 \h </w:instrText>
             </w:r>
             <w:r>
               <w:rPr>
@@ -3098,7 +3098,7 @@
               <w:rPr>
                 <w:webHidden/>
               </w:rPr>
-              <w:t>26</w:t>
+              <w:t>23</w:t>
             </w:r>
             <w:r>
               <w:rPr>
@@ -3124,7 +3124,7 @@
               <w14:ligatures w14:val="standardContextual"/>
             </w:rPr>
           </w:pPr>
-          <w:hyperlink w:anchor="_Toc235714291" w:history="1">
+          <w:hyperlink w:anchor="_Toc236131917" w:history="1">
             <w:r>
               <w:rPr>
                 <w:rStyle w:val="Hipervnculo"/>
@@ -3165,7 +3165,7 @@
               <w:rPr>
                 <w:webHidden/>
               </w:rPr>
-              <w:instrText xml:space="preserve"> PAGEREF _Toc235714291 \h </w:instrText>
+              <w:instrText xml:space="preserve"> PAGEREF _Toc236131917 \h </w:instrText>
             </w:r>
             <w:r>
               <w:rPr>
@@ -3182,7 +3182,7 @@
               <w:rPr>
                 <w:webHidden/>
               </w:rPr>
-              <w:t>26</w:t>
+              <w:t>23</w:t>
             </w:r>
             <w:r>
               <w:rPr>
@@ -3208,7 +3208,7 @@
               <w14:ligatures w14:val="standardContextual"/>
             </w:rPr>
           </w:pPr>
-          <w:hyperlink w:anchor="_Toc235714292" w:history="1">
+          <w:hyperlink w:anchor="_Toc236131918" w:history="1">
             <w:r>
               <w:rPr>
                 <w:rStyle w:val="Hipervnculo"/>
@@ -3249,7 +3249,7 @@
               <w:rPr>
                 <w:webHidden/>
               </w:rPr>
-              <w:instrText xml:space="preserve"> PAGEREF _Toc235714292 \h </w:instrText>
+              <w:instrText xml:space="preserve"> PAGEREF _Toc236131918 \h </w:instrText>
             </w:r>
             <w:r>
               <w:rPr>
@@ -3266,7 +3266,7 @@
               <w:rPr>
                 <w:webHidden/>
               </w:rPr>
-              <w:t>28</w:t>
+              <w:t>25</w:t>
             </w:r>
             <w:r>
               <w:rPr>
@@ -3292,7 +3292,7 @@
               <w14:ligatures w14:val="standardContextual"/>
             </w:rPr>
           </w:pPr>
-          <w:hyperlink w:anchor="_Toc235714293" w:history="1">
+          <w:hyperlink w:anchor="_Toc236131919" w:history="1">
             <w:r>
               <w:rPr>
                 <w:rStyle w:val="Hipervnculo"/>
@@ -3333,7 +3333,7 @@
               <w:rPr>
                 <w:webHidden/>
               </w:rPr>
-              <w:instrText xml:space="preserve"> PAGEREF _Toc235714293 \h </w:instrText>
+              <w:instrText xml:space="preserve"> PAGEREF _Toc236131919 \h </w:instrText>
             </w:r>
             <w:r>
               <w:rPr>
@@ -3350,7 +3350,7 @@
               <w:rPr>
                 <w:webHidden/>
               </w:rPr>
-              <w:t>29</w:t>
+              <w:t>26</w:t>
             </w:r>
             <w:r>
               <w:rPr>
@@ -3376,7 +3376,7 @@
               <w14:ligatures w14:val="standardContextual"/>
             </w:rPr>
           </w:pPr>
-          <w:hyperlink w:anchor="_Toc235714294" w:history="1">
+          <w:hyperlink w:anchor="_Toc236131920" w:history="1">
             <w:r>
               <w:rPr>
                 <w:rStyle w:val="Hipervnculo"/>
@@ -3417,7 +3417,7 @@
               <w:rPr>
                 <w:webHidden/>
               </w:rPr>
-              <w:instrText xml:space="preserve"> PAGEREF _Toc235714294 \h </w:instrText>
+              <w:instrText xml:space="preserve"> PAGEREF _Toc236131920 \h </w:instrText>
             </w:r>
             <w:r>
               <w:rPr>
@@ -3434,7 +3434,7 @@
               <w:rPr>
                 <w:webHidden/>
               </w:rPr>
-              <w:t>33</w:t>
+              <w:t>30</w:t>
             </w:r>
             <w:r>
               <w:rPr>
@@ -3460,7 +3460,7 @@
               <w14:ligatures w14:val="standardContextual"/>
             </w:rPr>
           </w:pPr>
-          <w:hyperlink w:anchor="_Toc235714295" w:history="1">
+          <w:hyperlink w:anchor="_Toc236131921" w:history="1">
             <w:r>
               <w:rPr>
                 <w:rStyle w:val="Hipervnculo"/>
@@ -3501,7 +3501,7 @@
               <w:rPr>
                 <w:webHidden/>
               </w:rPr>
-              <w:instrText xml:space="preserve"> PAGEREF _Toc235714295 \h </w:instrText>
+              <w:instrText xml:space="preserve"> PAGEREF _Toc236131921 \h </w:instrText>
             </w:r>
             <w:r>
               <w:rPr>
@@ -3518,7 +3518,7 @@
               <w:rPr>
                 <w:webHidden/>
               </w:rPr>
-              <w:t>36</w:t>
+              <w:t>33</w:t>
             </w:r>
             <w:r>
               <w:rPr>
@@ -3544,7 +3544,7 @@
               <w14:ligatures w14:val="standardContextual"/>
             </w:rPr>
           </w:pPr>
-          <w:hyperlink w:anchor="_Toc235714296" w:history="1">
+          <w:hyperlink w:anchor="_Toc236131922" w:history="1">
             <w:r>
               <w:rPr>
                 <w:rStyle w:val="Hipervnculo"/>
@@ -3567,6 +3567,90 @@
               <w:rPr>
                 <w:rStyle w:val="Hipervnculo"/>
               </w:rPr>
+              <w:t>Verificar funcionamiento de telemetria desde GCP</w:t>
+            </w:r>
+            <w:r>
+              <w:rPr>
+                <w:webHidden/>
+              </w:rPr>
+              <w:tab/>
+            </w:r>
+            <w:r>
+              <w:rPr>
+                <w:webHidden/>
+              </w:rPr>
+              <w:fldChar w:fldCharType="begin"/>
+            </w:r>
+            <w:r>
+              <w:rPr>
+                <w:webHidden/>
+              </w:rPr>
+              <w:instrText xml:space="preserve"> PAGEREF _Toc236131922 \h </w:instrText>
+            </w:r>
+            <w:r>
+              <w:rPr>
+                <w:webHidden/>
+              </w:rPr>
+            </w:r>
+            <w:r>
+              <w:rPr>
+                <w:webHidden/>
+              </w:rPr>
+              <w:fldChar w:fldCharType="separate"/>
+            </w:r>
+            <w:r>
+              <w:rPr>
+                <w:webHidden/>
+              </w:rPr>
+              <w:t>34</w:t>
+            </w:r>
+            <w:r>
+              <w:rPr>
+                <w:webHidden/>
+              </w:rPr>
+              <w:fldChar w:fldCharType="end"/>
+            </w:r>
+          </w:hyperlink>
+        </w:p>
+        <w:p>
+          <w:pPr>
+            <w:pStyle w:val="TDC3"/>
+            <w:tabs>
+              <w:tab w:val="left" w:pos="836"/>
+            </w:tabs>
+            <w:rPr>
+              <w:rFonts w:eastAsiaTheme="minorEastAsia" w:cstheme="minorBidi"/>
+              <w:smallCaps w:val="0"/>
+              <w:kern w:val="2"/>
+              <w:sz w:val="24"/>
+              <w:szCs w:val="24"/>
+              <w:lang w:eastAsia="es-AR"/>
+              <w14:ligatures w14:val="standardContextual"/>
+            </w:rPr>
+          </w:pPr>
+          <w:hyperlink w:anchor="_Toc236131923" w:history="1">
+            <w:r>
+              <w:rPr>
+                <w:rStyle w:val="Hipervnculo"/>
+              </w:rPr>
+              <w:t>1.1.33</w:t>
+            </w:r>
+            <w:r>
+              <w:rPr>
+                <w:rFonts w:eastAsiaTheme="minorEastAsia" w:cstheme="minorBidi"/>
+                <w:smallCaps w:val="0"/>
+                <w:kern w:val="2"/>
+                <w:sz w:val="24"/>
+                <w:szCs w:val="24"/>
+                <w:lang w:eastAsia="es-AR"/>
+                <w14:ligatures w14:val="standardContextual"/>
+              </w:rPr>
+              <w:tab/>
+            </w:r>
+            <w:r>
+              <w:rPr>
+                <w:rStyle w:val="Hipervnculo"/>
+              </w:rPr>
               <w:t>Verificar la creación de un proxy</w:t>
             </w:r>
             <w:r>
@@ -3585,7 +3669,7 @@
               <w:rPr>
                 <w:webHidden/>
               </w:rPr>
-              <w:instrText xml:space="preserve"> PAGEREF _Toc235714296 \h </w:instrText>
+              <w:instrText xml:space="preserve"> PAGEREF _Toc236131923 \h </w:instrText>
             </w:r>
             <w:r>
               <w:rPr>
@@ -3602,7 +3686,7 @@
               <w:rPr>
                 <w:webHidden/>
               </w:rPr>
-              <w:t>37</w:t>
+              <w:t>35</w:t>
             </w:r>
             <w:r>
               <w:rPr>
@@ -3711,7 +3795,6 @@
           <w:color w:val="FF0000"/>
           <w:sz w:val="32"/>
         </w:rPr>
-        <w:lastRenderedPageBreak/>
         <w:br w:type="page"/>
       </w:r>
     </w:p>
@@ -3751,7 +3834,7 @@
         </w:rPr>
       </w:pPr>
       <w:bookmarkStart w:id="12" w:name="_Toc1845154822"/>
-      <w:bookmarkStart w:id="13" w:name="_Toc235714265"/>
+      <w:bookmarkStart w:id="13" w:name="_Toc236131891"/>
       <w:r>
         <w:rPr>
           <w:sz w:val="28"/>
@@ -3889,7 +3972,7 @@
         </w:rPr>
       </w:pPr>
       <w:bookmarkStart w:id="15" w:name="_Toc773261655"/>
-      <w:bookmarkStart w:id="16" w:name="_Toc235714266"/>
+      <w:bookmarkStart w:id="16" w:name="_Toc236131892"/>
       <w:bookmarkEnd w:id="14"/>
       <w:r>
         <w:rPr>
@@ -4455,7 +4538,7 @@
       <w:pPr>
         <w:pStyle w:val="Ttulo3"/>
       </w:pPr>
-      <w:bookmarkStart w:id="17" w:name="_Toc235714267"/>
+      <w:bookmarkStart w:id="17" w:name="_Toc236131893"/>
       <w:r>
         <w:rPr>
           <w:sz w:val="28"/>
@@ -6370,7 +6453,7 @@
           <w:szCs w:val="28"/>
         </w:rPr>
       </w:pPr>
-      <w:bookmarkStart w:id="18" w:name="_Toc235714268"/>
+      <w:bookmarkStart w:id="18" w:name="_Toc236131894"/>
       <w:r>
         <w:rPr>
           <w:rFonts w:eastAsia="Arial" w:cs="Arial"/>
@@ -7355,7 +7438,7 @@
           <w:szCs w:val="24"/>
         </w:rPr>
       </w:pPr>
-      <w:bookmarkStart w:id="19" w:name="_Toc235714269"/>
+      <w:bookmarkStart w:id="19" w:name="_Toc236131895"/>
       <w:r>
         <w:rPr>
           <w:sz w:val="28"/>
@@ -7530,7 +7613,7 @@
           <w:szCs w:val="24"/>
         </w:rPr>
       </w:pPr>
-      <w:bookmarkStart w:id="20" w:name="_Toc235714270"/>
+      <w:bookmarkStart w:id="20" w:name="_Toc236131896"/>
       <w:r>
         <w:rPr>
           <w:sz w:val="28"/>
@@ -8799,7 +8882,7 @@
           <w:szCs w:val="28"/>
         </w:rPr>
       </w:pPr>
-      <w:bookmarkStart w:id="21" w:name="_Toc235714271"/>
+      <w:bookmarkStart w:id="21" w:name="_Toc236131897"/>
       <w:r>
         <w:rPr>
           <w:rStyle w:val="Ttulo4Car"/>
@@ -9133,7 +9216,7 @@
           <w:lang w:val="en-US"/>
         </w:rPr>
       </w:pPr>
-      <w:bookmarkStart w:id="22" w:name="_Toc235714272"/>
+      <w:bookmarkStart w:id="22" w:name="_Toc236131898"/>
       <w:r>
         <w:rPr>
           <w:rFonts w:eastAsia="Arial"/>
@@ -9529,7 +9612,7 @@
           <w:szCs w:val="24"/>
         </w:rPr>
       </w:pPr>
-      <w:bookmarkStart w:id="23" w:name="_Toc235714273"/>
+      <w:bookmarkStart w:id="23" w:name="_Toc236131899"/>
       <w:r>
         <w:rPr>
           <w:rFonts w:eastAsia="Arial"/>
@@ -9827,7 +9910,7 @@
           <w:lang w:eastAsia="es-AR"/>
         </w:rPr>
       </w:pPr>
-      <w:bookmarkStart w:id="24" w:name="_Toc235714274"/>
+      <w:bookmarkStart w:id="24" w:name="_Toc236131900"/>
       <w:r>
         <w:rPr>
           <w:rStyle w:val="devsite-heading"/>
@@ -10449,7 +10532,7 @@
           <w:szCs w:val="28"/>
         </w:rPr>
       </w:pPr>
-      <w:bookmarkStart w:id="25" w:name="_Toc235714275"/>
+      <w:bookmarkStart w:id="25" w:name="_Toc236131901"/>
       <w:r>
         <w:rPr>
           <w:rFonts w:eastAsia="Arial"/>
@@ -10945,7 +11028,7 @@
           <w:szCs w:val="24"/>
         </w:rPr>
       </w:pPr>
-      <w:bookmarkStart w:id="26" w:name="_Toc235714276"/>
+      <w:bookmarkStart w:id="26" w:name="_Toc236131902"/>
       <w:r>
         <w:rPr>
           <w:rFonts w:eastAsia="Arial"/>
@@ -11103,7 +11186,7 @@
           <w:rFonts w:eastAsia="Arial"/>
         </w:rPr>
       </w:pPr>
-      <w:bookmarkStart w:id="27" w:name="_Toc235714277"/>
+      <w:bookmarkStart w:id="27" w:name="_Toc236131903"/>
       <w:r>
         <w:rPr>
           <w:rFonts w:eastAsia="Arial"/>
@@ -11578,7 +11661,7 @@
           <w:szCs w:val="24"/>
         </w:rPr>
       </w:pPr>
-      <w:bookmarkStart w:id="28" w:name="_Toc235714278"/>
+      <w:bookmarkStart w:id="28" w:name="_Toc236131904"/>
       <w:r>
         <w:rPr>
           <w:sz w:val="28"/>
@@ -13253,7 +13336,7 @@
           <w:szCs w:val="24"/>
         </w:rPr>
       </w:pPr>
-      <w:bookmarkStart w:id="29" w:name="_Toc235714279"/>
+      <w:bookmarkStart w:id="29" w:name="_Toc236131905"/>
       <w:proofErr w:type="spellStart"/>
       <w:r>
         <w:rPr>
@@ -13853,7 +13936,7 @@
           <w:szCs w:val="24"/>
         </w:rPr>
       </w:pPr>
-      <w:bookmarkStart w:id="30" w:name="_Toc235714280"/>
+      <w:bookmarkStart w:id="30" w:name="_Toc236131906"/>
       <w:r>
         <w:rPr>
           <w:rFonts w:eastAsia="Arial"/>
@@ -18961,7 +19044,7 @@
           <w:szCs w:val="24"/>
         </w:rPr>
       </w:pPr>
-      <w:bookmarkStart w:id="31" w:name="_Toc235714281"/>
+      <w:bookmarkStart w:id="31" w:name="_Toc236131907"/>
       <w:r>
         <w:rPr>
           <w:rFonts w:eastAsia="Arial"/>
@@ -20649,7 +20732,7 @@
           <w:szCs w:val="24"/>
         </w:rPr>
       </w:pPr>
-      <w:bookmarkStart w:id="32" w:name="_Toc235714282"/>
+      <w:bookmarkStart w:id="32" w:name="_Toc236131908"/>
       <w:r>
         <w:rPr>
           <w:rFonts w:eastAsia="Arial"/>
@@ -20988,7 +21071,7 @@
           <w:szCs w:val="24"/>
         </w:rPr>
       </w:pPr>
-      <w:bookmarkStart w:id="33" w:name="_Toc235714283"/>
+      <w:bookmarkStart w:id="33" w:name="_Toc236131909"/>
       <w:r>
         <w:rPr>
           <w:rFonts w:eastAsia="Arial"/>
@@ -22287,7 +22370,7 @@
           <w:rFonts w:ascii="Consolas" w:eastAsia="Arial" w:hAnsi="Consolas" w:cs="Arial"/>
           <w:lang w:val="en-US"/>
         </w:rPr>
-        <w:t xml:space="preserve"> default]# oc  get </w:t>
+        <w:t xml:space="preserve"> APIGEE_HELM_CHARTS_HOME]# oc  get </w:t>
       </w:r>
       <w:proofErr w:type="spellStart"/>
       <w:r>
@@ -22320,143 +22403,143 @@
           <w:rFonts w:ascii="Consolas" w:eastAsia="Arial" w:hAnsi="Consolas" w:cs="Arial"/>
           <w:lang w:val="en-US"/>
         </w:rPr>
-        <w:t>apigeedatastores.apigee.cloud.google.com                          2026-06-25T17:43:19Z</w:t>
-      </w:r>
-    </w:p>
-    <w:p>
-      <w:pPr>
-        <w:shd w:val="clear" w:color="auto" w:fill="FFFFFF" w:themeFill="background1"/>
-        <w:jc w:val="both"/>
-        <w:rPr>
-          <w:rFonts w:ascii="Consolas" w:eastAsia="Arial" w:hAnsi="Consolas" w:cs="Arial"/>
-          <w:lang w:val="en-US"/>
-        </w:rPr>
-      </w:pPr>
-      <w:r>
-        <w:rPr>
-          <w:rFonts w:ascii="Consolas" w:eastAsia="Arial" w:hAnsi="Consolas" w:cs="Arial"/>
-          <w:lang w:val="en-US"/>
-        </w:rPr>
-        <w:t>apigeedeployments.apigee.cloud.google.com                         2026-06-25T17:43:19Z</w:t>
-      </w:r>
-    </w:p>
-    <w:p>
-      <w:pPr>
-        <w:shd w:val="clear" w:color="auto" w:fill="FFFFFF" w:themeFill="background1"/>
-        <w:jc w:val="both"/>
-        <w:rPr>
-          <w:rFonts w:ascii="Consolas" w:eastAsia="Arial" w:hAnsi="Consolas" w:cs="Arial"/>
-          <w:lang w:val="en-US"/>
-        </w:rPr>
-      </w:pPr>
-      <w:r>
-        <w:rPr>
-          <w:rFonts w:ascii="Consolas" w:eastAsia="Arial" w:hAnsi="Consolas" w:cs="Arial"/>
-          <w:lang w:val="en-US"/>
-        </w:rPr>
-        <w:t>apigeeenvironments.apigee.cloud.google.com                        2026-06-25T17:43:19Z</w:t>
-      </w:r>
-    </w:p>
-    <w:p>
-      <w:pPr>
-        <w:shd w:val="clear" w:color="auto" w:fill="FFFFFF" w:themeFill="background1"/>
-        <w:jc w:val="both"/>
-        <w:rPr>
-          <w:rFonts w:ascii="Consolas" w:eastAsia="Arial" w:hAnsi="Consolas" w:cs="Arial"/>
-          <w:lang w:val="en-US"/>
-        </w:rPr>
-      </w:pPr>
-      <w:r>
-        <w:rPr>
-          <w:rFonts w:ascii="Consolas" w:eastAsia="Arial" w:hAnsi="Consolas" w:cs="Arial"/>
-          <w:lang w:val="en-US"/>
-        </w:rPr>
-        <w:t>apigeeissues.apigee.cloud.google.com                              2026-06-25T17:43:19Z</w:t>
-      </w:r>
-    </w:p>
-    <w:p>
-      <w:pPr>
-        <w:shd w:val="clear" w:color="auto" w:fill="FFFFFF" w:themeFill="background1"/>
-        <w:jc w:val="both"/>
-        <w:rPr>
-          <w:rFonts w:ascii="Consolas" w:eastAsia="Arial" w:hAnsi="Consolas" w:cs="Arial"/>
-          <w:lang w:val="en-US"/>
-        </w:rPr>
-      </w:pPr>
-      <w:r>
-        <w:rPr>
-          <w:rFonts w:ascii="Consolas" w:eastAsia="Arial" w:hAnsi="Consolas" w:cs="Arial"/>
-          <w:lang w:val="en-US"/>
-        </w:rPr>
-        <w:t>apigeeorganizations.apigee.cloud.google.com                       2026-06-25T17:43:20Z</w:t>
-      </w:r>
-    </w:p>
-    <w:p>
-      <w:pPr>
-        <w:shd w:val="clear" w:color="auto" w:fill="FFFFFF" w:themeFill="background1"/>
-        <w:jc w:val="both"/>
-        <w:rPr>
-          <w:rFonts w:ascii="Consolas" w:eastAsia="Arial" w:hAnsi="Consolas" w:cs="Arial"/>
-          <w:lang w:val="en-US"/>
-        </w:rPr>
-      </w:pPr>
-      <w:r>
-        <w:rPr>
-          <w:rFonts w:ascii="Consolas" w:eastAsia="Arial" w:hAnsi="Consolas" w:cs="Arial"/>
-          <w:lang w:val="en-US"/>
-        </w:rPr>
-        <w:t>apigeeredis.apigee.cloud.google.com                               2026-06-25T17:43:20Z</w:t>
-      </w:r>
-    </w:p>
-    <w:p>
-      <w:pPr>
-        <w:shd w:val="clear" w:color="auto" w:fill="FFFFFF" w:themeFill="background1"/>
-        <w:jc w:val="both"/>
-        <w:rPr>
-          <w:rFonts w:ascii="Consolas" w:eastAsia="Arial" w:hAnsi="Consolas" w:cs="Arial"/>
-          <w:lang w:val="en-US"/>
-        </w:rPr>
-      </w:pPr>
-      <w:r>
-        <w:rPr>
-          <w:rFonts w:ascii="Consolas" w:eastAsia="Arial" w:hAnsi="Consolas" w:cs="Arial"/>
-          <w:lang w:val="en-US"/>
-        </w:rPr>
-        <w:t>apigeerouteconfigs.apigee.cloud.google.com                        2026-06-25T17:43:20Z</w:t>
-      </w:r>
-    </w:p>
-    <w:p>
-      <w:pPr>
-        <w:shd w:val="clear" w:color="auto" w:fill="FFFFFF" w:themeFill="background1"/>
-        <w:jc w:val="both"/>
-        <w:rPr>
-          <w:rFonts w:ascii="Consolas" w:eastAsia="Arial" w:hAnsi="Consolas" w:cs="Arial"/>
-          <w:lang w:val="en-US"/>
-        </w:rPr>
-      </w:pPr>
-      <w:r>
-        <w:rPr>
-          <w:rFonts w:ascii="Consolas" w:eastAsia="Arial" w:hAnsi="Consolas" w:cs="Arial"/>
-          <w:lang w:val="en-US"/>
-        </w:rPr>
-        <w:t>apigeeroutes.apigee.cloud.google.com                              2026-06-25T17:43:20Z</w:t>
-      </w:r>
-    </w:p>
-    <w:p>
-      <w:pPr>
-        <w:shd w:val="clear" w:color="auto" w:fill="FFFFFF" w:themeFill="background1"/>
-        <w:jc w:val="both"/>
-        <w:rPr>
-          <w:rFonts w:ascii="Consolas" w:eastAsia="Arial" w:hAnsi="Consolas" w:cs="Arial"/>
-          <w:lang w:val="en-US"/>
-        </w:rPr>
-      </w:pPr>
-      <w:r>
-        <w:rPr>
-          <w:rFonts w:ascii="Consolas" w:eastAsia="Arial" w:hAnsi="Consolas" w:cs="Arial"/>
-          <w:lang w:val="en-US"/>
-        </w:rPr>
-        <w:t>apigeetelemetries.apigee.cloud.google.com                         2026-06-25T17:43:21Z</w:t>
+        <w:t>apigeedatastores.apigee.cloud.google.com                          2026-07-22T13:13:30Z</w:t>
+      </w:r>
+    </w:p>
+    <w:p>
+      <w:pPr>
+        <w:shd w:val="clear" w:color="auto" w:fill="FFFFFF" w:themeFill="background1"/>
+        <w:jc w:val="both"/>
+        <w:rPr>
+          <w:rFonts w:ascii="Consolas" w:eastAsia="Arial" w:hAnsi="Consolas" w:cs="Arial"/>
+          <w:lang w:val="en-US"/>
+        </w:rPr>
+      </w:pPr>
+      <w:r>
+        <w:rPr>
+          <w:rFonts w:ascii="Consolas" w:eastAsia="Arial" w:hAnsi="Consolas" w:cs="Arial"/>
+          <w:lang w:val="en-US"/>
+        </w:rPr>
+        <w:t>apigeedeployments.apigee.cloud.google.com                         2026-07-22T13:00:47Z</w:t>
+      </w:r>
+    </w:p>
+    <w:p>
+      <w:pPr>
+        <w:shd w:val="clear" w:color="auto" w:fill="FFFFFF" w:themeFill="background1"/>
+        <w:jc w:val="both"/>
+        <w:rPr>
+          <w:rFonts w:ascii="Consolas" w:eastAsia="Arial" w:hAnsi="Consolas" w:cs="Arial"/>
+          <w:lang w:val="en-US"/>
+        </w:rPr>
+      </w:pPr>
+      <w:r>
+        <w:rPr>
+          <w:rFonts w:ascii="Consolas" w:eastAsia="Arial" w:hAnsi="Consolas" w:cs="Arial"/>
+          <w:lang w:val="en-US"/>
+        </w:rPr>
+        <w:t>apigeeenvironments.apigee.cloud.google.com                        2026-07-22T12:45:40Z</w:t>
+      </w:r>
+    </w:p>
+    <w:p>
+      <w:pPr>
+        <w:shd w:val="clear" w:color="auto" w:fill="FFFFFF" w:themeFill="background1"/>
+        <w:jc w:val="both"/>
+        <w:rPr>
+          <w:rFonts w:ascii="Consolas" w:eastAsia="Arial" w:hAnsi="Consolas" w:cs="Arial"/>
+          <w:lang w:val="en-US"/>
+        </w:rPr>
+      </w:pPr>
+      <w:r>
+        <w:rPr>
+          <w:rFonts w:ascii="Consolas" w:eastAsia="Arial" w:hAnsi="Consolas" w:cs="Arial"/>
+          <w:lang w:val="en-US"/>
+        </w:rPr>
+        <w:t>apigeeissues.apigee.cloud.google.com                              2026-07-22T13:00:47Z</w:t>
+      </w:r>
+    </w:p>
+    <w:p>
+      <w:pPr>
+        <w:shd w:val="clear" w:color="auto" w:fill="FFFFFF" w:themeFill="background1"/>
+        <w:jc w:val="both"/>
+        <w:rPr>
+          <w:rFonts w:ascii="Consolas" w:eastAsia="Arial" w:hAnsi="Consolas" w:cs="Arial"/>
+          <w:lang w:val="en-US"/>
+        </w:rPr>
+      </w:pPr>
+      <w:r>
+        <w:rPr>
+          <w:rFonts w:ascii="Consolas" w:eastAsia="Arial" w:hAnsi="Consolas" w:cs="Arial"/>
+          <w:lang w:val="en-US"/>
+        </w:rPr>
+        <w:t>apigeeorganizations.apigee.cloud.google.com                       2026-07-22T13:00:46Z</w:t>
+      </w:r>
+    </w:p>
+    <w:p>
+      <w:pPr>
+        <w:shd w:val="clear" w:color="auto" w:fill="FFFFFF" w:themeFill="background1"/>
+        <w:jc w:val="both"/>
+        <w:rPr>
+          <w:rFonts w:ascii="Consolas" w:eastAsia="Arial" w:hAnsi="Consolas" w:cs="Arial"/>
+          <w:lang w:val="en-US"/>
+        </w:rPr>
+      </w:pPr>
+      <w:r>
+        <w:rPr>
+          <w:rFonts w:ascii="Consolas" w:eastAsia="Arial" w:hAnsi="Consolas" w:cs="Arial"/>
+          <w:lang w:val="en-US"/>
+        </w:rPr>
+        <w:t>apigeeredis.apigee.cloud.google.com                               2026-07-22T13:00:47Z</w:t>
+      </w:r>
+    </w:p>
+    <w:p>
+      <w:pPr>
+        <w:shd w:val="clear" w:color="auto" w:fill="FFFFFF" w:themeFill="background1"/>
+        <w:jc w:val="both"/>
+        <w:rPr>
+          <w:rFonts w:ascii="Consolas" w:eastAsia="Arial" w:hAnsi="Consolas" w:cs="Arial"/>
+          <w:lang w:val="en-US"/>
+        </w:rPr>
+      </w:pPr>
+      <w:r>
+        <w:rPr>
+          <w:rFonts w:ascii="Consolas" w:eastAsia="Arial" w:hAnsi="Consolas" w:cs="Arial"/>
+          <w:lang w:val="en-US"/>
+        </w:rPr>
+        <w:t>apigeerouteconfigs.apigee.cloud.google.com                        2026-07-22T13:00:48Z</w:t>
+      </w:r>
+    </w:p>
+    <w:p>
+      <w:pPr>
+        <w:shd w:val="clear" w:color="auto" w:fill="FFFFFF" w:themeFill="background1"/>
+        <w:jc w:val="both"/>
+        <w:rPr>
+          <w:rFonts w:ascii="Consolas" w:eastAsia="Arial" w:hAnsi="Consolas" w:cs="Arial"/>
+          <w:lang w:val="en-US"/>
+        </w:rPr>
+      </w:pPr>
+      <w:r>
+        <w:rPr>
+          <w:rFonts w:ascii="Consolas" w:eastAsia="Arial" w:hAnsi="Consolas" w:cs="Arial"/>
+          <w:lang w:val="en-US"/>
+        </w:rPr>
+        <w:t>apigeeroutes.apigee.cloud.google.com                              2026-07-22T13:00:47Z</w:t>
+      </w:r>
+    </w:p>
+    <w:p>
+      <w:pPr>
+        <w:shd w:val="clear" w:color="auto" w:fill="FFFFFF" w:themeFill="background1"/>
+        <w:jc w:val="both"/>
+        <w:rPr>
+          <w:rFonts w:ascii="Consolas" w:eastAsia="Arial" w:hAnsi="Consolas" w:cs="Arial"/>
+          <w:lang w:val="en-US"/>
+        </w:rPr>
+      </w:pPr>
+      <w:r>
+        <w:rPr>
+          <w:rFonts w:ascii="Consolas" w:eastAsia="Arial" w:hAnsi="Consolas" w:cs="Arial"/>
+          <w:lang w:val="en-US"/>
+        </w:rPr>
+        <w:t>apigeetelemetries.apigee.cloud.google.com                         2026-07-28T14:20:32Z</w:t>
       </w:r>
     </w:p>
     <w:p>
@@ -22481,7 +22564,9 @@
         <w:shd w:val="clear" w:color="auto" w:fill="FFFFFF" w:themeFill="background1"/>
         <w:jc w:val="both"/>
         <w:rPr>
-          <w:rFonts w:ascii="Consolas" w:eastAsia="Arial" w:hAnsi="Consolas" w:cs="Arial"/>
+          <w:rFonts w:eastAsia="Arial" w:cs="Arial"/>
+          <w:sz w:val="24"/>
+          <w:szCs w:val="24"/>
           <w:lang w:val="en-US"/>
         </w:rPr>
       </w:pPr>
@@ -22492,30 +22577,6 @@
         </w:rPr>
         <w:t>secretrotations.apigee.cloud.google.com                           2026-06-25T17:43:21Z</w:t>
       </w:r>
-    </w:p>
-    <w:p>
-      <w:pPr>
-        <w:shd w:val="clear" w:color="auto" w:fill="FFFFFF" w:themeFill="background1"/>
-        <w:jc w:val="both"/>
-        <w:rPr>
-          <w:rFonts w:eastAsia="Arial" w:cs="Arial"/>
-          <w:sz w:val="24"/>
-          <w:szCs w:val="24"/>
-          <w:lang w:val="en-US"/>
-        </w:rPr>
-      </w:pPr>
-    </w:p>
-    <w:p>
-      <w:pPr>
-        <w:shd w:val="clear" w:color="auto" w:fill="FFFFFF" w:themeFill="background1"/>
-        <w:jc w:val="both"/>
-        <w:rPr>
-          <w:rFonts w:eastAsia="Arial" w:cs="Arial"/>
-          <w:sz w:val="24"/>
-          <w:szCs w:val="24"/>
-          <w:lang w:val="en-US"/>
-        </w:rPr>
-      </w:pPr>
     </w:p>
     <w:p>
       <w:pPr>
@@ -22552,7 +22613,7 @@
           <w:szCs w:val="24"/>
         </w:rPr>
       </w:pPr>
-      <w:bookmarkStart w:id="34" w:name="_Toc235714284"/>
+      <w:bookmarkStart w:id="34" w:name="_Toc236131910"/>
       <w:r>
         <w:rPr>
           <w:rFonts w:eastAsia="Arial"/>
@@ -22825,7 +22886,6 @@
           <w:sz w:val="24"/>
           <w:szCs w:val="24"/>
         </w:rPr>
-        <w:lastRenderedPageBreak/>
         <w:t>    allowedRegistries:</w:t>
       </w:r>
     </w:p>
@@ -23028,7 +23088,7 @@
           <w:szCs w:val="24"/>
         </w:rPr>
       </w:pPr>
-      <w:bookmarkStart w:id="35" w:name="_Toc235714285"/>
+      <w:bookmarkStart w:id="35" w:name="_Toc236131911"/>
       <w:r>
         <w:rPr>
           <w:rFonts w:eastAsia="Arial"/>
@@ -23388,13 +23448,14 @@
           <w:lang w:val="en-US"/>
         </w:rPr>
       </w:pPr>
-      <w:bookmarkStart w:id="36" w:name="_Toc235714286"/>
+      <w:bookmarkStart w:id="36" w:name="_Toc236131912"/>
       <w:r>
         <w:rPr>
           <w:sz w:val="28"/>
           <w:szCs w:val="28"/>
           <w:lang w:val="en-US"/>
         </w:rPr>
+        <w:lastRenderedPageBreak/>
         <w:t>Cassandra</w:t>
       </w:r>
       <w:bookmarkEnd w:id="36"/>
@@ -24376,7 +24437,7 @@
           <w:szCs w:val="28"/>
         </w:rPr>
       </w:pPr>
-      <w:bookmarkStart w:id="37" w:name="_Toc235714287"/>
+      <w:bookmarkStart w:id="37" w:name="_Toc236131913"/>
       <w:r>
         <w:rPr>
           <w:sz w:val="32"/>
@@ -24681,7 +24742,7 @@
           <w:szCs w:val="24"/>
         </w:rPr>
       </w:pPr>
-      <w:bookmarkStart w:id="38" w:name="_Toc235714288"/>
+      <w:bookmarkStart w:id="38" w:name="_Toc236131914"/>
       <w:r>
         <w:rPr>
           <w:sz w:val="28"/>
@@ -24979,7 +25040,7 @@
           <w:szCs w:val="24"/>
         </w:rPr>
       </w:pPr>
-      <w:bookmarkStart w:id="39" w:name="_Toc235714289"/>
+      <w:bookmarkStart w:id="39" w:name="_Toc236131915"/>
       <w:r>
         <w:rPr>
           <w:sz w:val="28"/>
@@ -25277,7 +25338,7 @@
           <w:szCs w:val="28"/>
         </w:rPr>
       </w:pPr>
-      <w:bookmarkStart w:id="40" w:name="_Toc235714290"/>
+      <w:bookmarkStart w:id="40" w:name="_Toc236131916"/>
       <w:r>
         <w:rPr>
           <w:sz w:val="28"/>
@@ -25473,7 +25534,7 @@
           <w:szCs w:val="24"/>
         </w:rPr>
       </w:pPr>
-      <w:bookmarkStart w:id="41" w:name="_Toc235714291"/>
+      <w:bookmarkStart w:id="41" w:name="_Toc236131917"/>
       <w:r>
         <w:rPr>
           <w:sz w:val="28"/>
@@ -27427,7 +27488,7 @@
       <w:pPr>
         <w:pStyle w:val="Ttulo3"/>
       </w:pPr>
-      <w:bookmarkStart w:id="42" w:name="_Toc235714292"/>
+      <w:bookmarkStart w:id="42" w:name="_Toc236131918"/>
       <w:r>
         <w:rPr>
           <w:sz w:val="28"/>
@@ -28798,7 +28859,7 @@
           <w:szCs w:val="24"/>
         </w:rPr>
       </w:pPr>
-      <w:bookmarkStart w:id="43" w:name="_Toc235714293"/>
+      <w:bookmarkStart w:id="43" w:name="_Toc236131919"/>
       <w:r>
         <w:rPr>
           <w:sz w:val="28"/>
@@ -30695,7 +30756,7 @@
           <w:szCs w:val="24"/>
         </w:rPr>
       </w:pPr>
-      <w:bookmarkStart w:id="44" w:name="_Toc235714294"/>
+      <w:bookmarkStart w:id="44" w:name="_Toc236131920"/>
       <w:r>
         <w:rPr>
           <w:sz w:val="28"/>
@@ -31618,7 +31679,7 @@
           <w:szCs w:val="24"/>
         </w:rPr>
       </w:pPr>
-      <w:bookmarkStart w:id="45" w:name="_Toc235714295"/>
+      <w:bookmarkStart w:id="45" w:name="_Toc236131921"/>
       <w:r>
         <w:rPr>
           <w:sz w:val="28"/>
@@ -32334,18 +32395,813 @@
     </w:p>
     <w:p>
       <w:pPr>
+        <w:rPr>
+          <w:rFonts w:cs="Arial"/>
+          <w:sz w:val="24"/>
+          <w:szCs w:val="24"/>
+        </w:rPr>
+      </w:pPr>
+    </w:p>
+    <w:p>
+      <w:pPr>
         <w:pStyle w:val="Ttulo3"/>
         <w:rPr>
           <w:sz w:val="28"/>
           <w:szCs w:val="24"/>
         </w:rPr>
       </w:pPr>
-      <w:bookmarkStart w:id="46" w:name="_Toc235714296"/>
+      <w:r>
+        <w:t xml:space="preserve">   </w:t>
+      </w:r>
       <w:r>
         <w:rPr>
           <w:sz w:val="28"/>
           <w:szCs w:val="24"/>
         </w:rPr>
+        <w:t xml:space="preserve">  </w:t>
+      </w:r>
+      <w:bookmarkStart w:id="46" w:name="_Toc236131922"/>
+      <w:r>
+        <w:rPr>
+          <w:sz w:val="28"/>
+          <w:szCs w:val="24"/>
+        </w:rPr>
+        <w:t xml:space="preserve">Verificar funcionamiento de </w:t>
+      </w:r>
+      <w:proofErr w:type="spellStart"/>
+      <w:r>
+        <w:rPr>
+          <w:sz w:val="28"/>
+          <w:szCs w:val="24"/>
+        </w:rPr>
+        <w:t>telemetr</w:t>
+      </w:r>
+      <w:r>
+        <w:rPr>
+          <w:sz w:val="28"/>
+          <w:szCs w:val="24"/>
+        </w:rPr>
+        <w:t>ia</w:t>
+      </w:r>
+      <w:proofErr w:type="spellEnd"/>
+      <w:r>
+        <w:rPr>
+          <w:sz w:val="28"/>
+          <w:szCs w:val="24"/>
+        </w:rPr>
+        <w:t xml:space="preserve"> desde GCP</w:t>
+      </w:r>
+      <w:bookmarkEnd w:id="46"/>
+    </w:p>
+    <w:p/>
+    <w:p/>
+    <w:p>
+      <w:pPr>
+        <w:rPr>
+          <w:sz w:val="24"/>
+          <w:szCs w:val="24"/>
+        </w:rPr>
+      </w:pPr>
+      <w:r>
+        <w:rPr>
+          <w:sz w:val="24"/>
+          <w:szCs w:val="24"/>
+        </w:rPr>
+        <w:t>El deploy de apigee-</w:t>
+      </w:r>
+      <w:proofErr w:type="spellStart"/>
+      <w:r>
+        <w:rPr>
+          <w:sz w:val="24"/>
+          <w:szCs w:val="24"/>
+        </w:rPr>
+        <w:t>telemetry</w:t>
+      </w:r>
+      <w:proofErr w:type="spellEnd"/>
+      <w:r>
+        <w:rPr>
+          <w:sz w:val="24"/>
+          <w:szCs w:val="24"/>
+        </w:rPr>
+        <w:t xml:space="preserve"> </w:t>
+      </w:r>
+      <w:r>
+        <w:rPr>
+          <w:sz w:val="24"/>
+          <w:szCs w:val="24"/>
+        </w:rPr>
+        <w:t xml:space="preserve">nos crea los pods </w:t>
+      </w:r>
+      <w:r>
+        <w:rPr>
+          <w:sz w:val="24"/>
+          <w:szCs w:val="24"/>
+        </w:rPr>
+        <w:t>que contienen</w:t>
+      </w:r>
+      <w:r>
+        <w:rPr>
+          <w:sz w:val="24"/>
+          <w:szCs w:val="24"/>
+        </w:rPr>
+        <w:t xml:space="preserve">, </w:t>
+      </w:r>
+      <w:proofErr w:type="spellStart"/>
+      <w:r>
+        <w:rPr>
+          <w:sz w:val="24"/>
+          <w:szCs w:val="24"/>
+        </w:rPr>
+        <w:t>opentelemetry</w:t>
+      </w:r>
+      <w:proofErr w:type="spellEnd"/>
+      <w:r>
+        <w:rPr>
+          <w:sz w:val="24"/>
+          <w:szCs w:val="24"/>
+        </w:rPr>
+        <w:t xml:space="preserve">, prometheus, </w:t>
+      </w:r>
+      <w:r>
+        <w:rPr>
+          <w:sz w:val="24"/>
+          <w:szCs w:val="24"/>
+        </w:rPr>
+        <w:t>Fluent Bit</w:t>
+      </w:r>
+      <w:r>
+        <w:rPr>
+          <w:sz w:val="24"/>
+          <w:szCs w:val="24"/>
+        </w:rPr>
+        <w:t xml:space="preserve"> y </w:t>
+      </w:r>
+      <w:proofErr w:type="spellStart"/>
+      <w:r>
+        <w:rPr>
+          <w:sz w:val="24"/>
+          <w:szCs w:val="24"/>
+        </w:rPr>
+        <w:t>metrics</w:t>
+      </w:r>
+      <w:proofErr w:type="spellEnd"/>
+      <w:r>
+        <w:rPr>
+          <w:sz w:val="24"/>
+          <w:szCs w:val="24"/>
+        </w:rPr>
+        <w:t xml:space="preserve"> servers</w:t>
+      </w:r>
+      <w:r>
+        <w:rPr>
+          <w:sz w:val="24"/>
+          <w:szCs w:val="24"/>
+        </w:rPr>
+        <w:t xml:space="preserve">. Con este </w:t>
+      </w:r>
+      <w:proofErr w:type="spellStart"/>
+      <w:r>
+        <w:rPr>
+          <w:sz w:val="24"/>
+          <w:szCs w:val="24"/>
+        </w:rPr>
+        <w:t>stack</w:t>
+      </w:r>
+      <w:proofErr w:type="spellEnd"/>
+      <w:r>
+        <w:rPr>
+          <w:sz w:val="24"/>
+          <w:szCs w:val="24"/>
+        </w:rPr>
+        <w:t xml:space="preserve"> completo enviamos todas las métricas </w:t>
+      </w:r>
+      <w:r>
+        <w:rPr>
+          <w:sz w:val="24"/>
+          <w:szCs w:val="24"/>
+        </w:rPr>
+        <w:t xml:space="preserve">hacia GCP. </w:t>
+      </w:r>
+    </w:p>
+    <w:p>
+      <w:pPr>
+        <w:rPr>
+          <w:sz w:val="24"/>
+          <w:szCs w:val="24"/>
+        </w:rPr>
+      </w:pPr>
+    </w:p>
+    <w:p>
+      <w:pPr>
+        <w:rPr>
+          <w:sz w:val="24"/>
+          <w:szCs w:val="24"/>
+        </w:rPr>
+      </w:pPr>
+      <w:r>
+        <w:rPr>
+          <w:sz w:val="24"/>
+          <w:szCs w:val="24"/>
+        </w:rPr>
+        <w:t xml:space="preserve">Para verificar la recepción de </w:t>
+      </w:r>
+      <w:proofErr w:type="spellStart"/>
+      <w:r>
+        <w:rPr>
+          <w:sz w:val="24"/>
+          <w:szCs w:val="24"/>
+        </w:rPr>
+        <w:t>telemetria</w:t>
+      </w:r>
+      <w:proofErr w:type="spellEnd"/>
+      <w:r>
+        <w:rPr>
+          <w:sz w:val="24"/>
+          <w:szCs w:val="24"/>
+        </w:rPr>
+        <w:t xml:space="preserve"> desde el runtime de apigee hybrid </w:t>
+      </w:r>
+      <w:r>
+        <w:rPr>
+          <w:sz w:val="24"/>
+          <w:szCs w:val="24"/>
+        </w:rPr>
+        <w:t>tenemos que seguir los siguientes pasos:</w:t>
+      </w:r>
+    </w:p>
+    <w:p>
+      <w:pPr>
+        <w:rPr>
+          <w:sz w:val="24"/>
+          <w:szCs w:val="24"/>
+        </w:rPr>
+      </w:pPr>
+    </w:p>
+    <w:p>
+      <w:pPr>
+        <w:rPr>
+          <w:sz w:val="24"/>
+          <w:szCs w:val="24"/>
+        </w:rPr>
+      </w:pPr>
+    </w:p>
+    <w:p>
+      <w:pPr>
+        <w:pStyle w:val="Prrafodelista"/>
+        <w:numPr>
+          <w:ilvl w:val="0"/>
+          <w:numId w:val="4"/>
+        </w:numPr>
+        <w:rPr>
+          <w:sz w:val="24"/>
+          <w:szCs w:val="24"/>
+        </w:rPr>
+      </w:pPr>
+      <w:proofErr w:type="spellStart"/>
+      <w:r>
+        <w:rPr>
+          <w:sz w:val="24"/>
+          <w:szCs w:val="24"/>
+        </w:rPr>
+        <w:t>Entrá</w:t>
+      </w:r>
+      <w:proofErr w:type="spellEnd"/>
+      <w:r>
+        <w:rPr>
+          <w:sz w:val="24"/>
+          <w:szCs w:val="24"/>
+        </w:rPr>
+        <w:t xml:space="preserve"> al </w:t>
+      </w:r>
+      <w:r>
+        <w:rPr>
+          <w:b/>
+          <w:bCs/>
+          <w:sz w:val="24"/>
+          <w:szCs w:val="24"/>
+        </w:rPr>
+        <w:t>Google Cloud Console</w:t>
+      </w:r>
+      <w:r>
+        <w:rPr>
+          <w:sz w:val="24"/>
+          <w:szCs w:val="24"/>
+        </w:rPr>
+        <w:t xml:space="preserve"> de la cuenta </w:t>
+      </w:r>
+      <w:proofErr w:type="spellStart"/>
+      <w:r>
+        <w:rPr>
+          <w:sz w:val="24"/>
+          <w:szCs w:val="24"/>
+        </w:rPr>
+        <w:t>claup</w:t>
+      </w:r>
+      <w:proofErr w:type="spellEnd"/>
+      <w:r>
+        <w:rPr>
+          <w:sz w:val="24"/>
+          <w:szCs w:val="24"/>
+        </w:rPr>
+        <w:t>-apigee-hybrid-</w:t>
+      </w:r>
+      <w:proofErr w:type="spellStart"/>
+      <w:r>
+        <w:rPr>
+          <w:sz w:val="24"/>
+          <w:szCs w:val="24"/>
+        </w:rPr>
+        <w:t>desa</w:t>
+      </w:r>
+      <w:proofErr w:type="spellEnd"/>
+      <w:r>
+        <w:rPr>
+          <w:sz w:val="24"/>
+          <w:szCs w:val="24"/>
+        </w:rPr>
+        <w:t>.</w:t>
+      </w:r>
+    </w:p>
+    <w:p>
+      <w:pPr>
+        <w:pStyle w:val="Prrafodelista"/>
+        <w:numPr>
+          <w:ilvl w:val="0"/>
+          <w:numId w:val="4"/>
+        </w:numPr>
+        <w:rPr>
+          <w:sz w:val="24"/>
+          <w:szCs w:val="24"/>
+        </w:rPr>
+      </w:pPr>
+      <w:proofErr w:type="spellStart"/>
+      <w:r>
+        <w:rPr>
+          <w:sz w:val="24"/>
+          <w:szCs w:val="24"/>
+        </w:rPr>
+        <w:t>Dirigite</w:t>
+      </w:r>
+      <w:proofErr w:type="spellEnd"/>
+      <w:r>
+        <w:rPr>
+          <w:sz w:val="24"/>
+          <w:szCs w:val="24"/>
+        </w:rPr>
+        <w:t xml:space="preserve"> a </w:t>
+      </w:r>
+      <w:proofErr w:type="spellStart"/>
+      <w:r>
+        <w:rPr>
+          <w:b/>
+          <w:bCs/>
+          <w:sz w:val="24"/>
+          <w:szCs w:val="24"/>
+        </w:rPr>
+        <w:t>Logging</w:t>
+      </w:r>
+      <w:proofErr w:type="spellEnd"/>
+      <w:r>
+        <w:rPr>
+          <w:b/>
+          <w:bCs/>
+          <w:sz w:val="24"/>
+          <w:szCs w:val="24"/>
+        </w:rPr>
+        <w:t xml:space="preserve"> &gt; Log Explorer</w:t>
+      </w:r>
+      <w:r>
+        <w:rPr>
+          <w:sz w:val="24"/>
+          <w:szCs w:val="24"/>
+        </w:rPr>
+        <w:t>.</w:t>
+      </w:r>
+    </w:p>
+    <w:p>
+      <w:pPr>
+        <w:pStyle w:val="Prrafodelista"/>
+        <w:numPr>
+          <w:ilvl w:val="0"/>
+          <w:numId w:val="4"/>
+        </w:numPr>
+        <w:rPr>
+          <w:sz w:val="24"/>
+          <w:szCs w:val="24"/>
+        </w:rPr>
+      </w:pPr>
+      <w:r>
+        <w:rPr>
+          <w:sz w:val="24"/>
+          <w:szCs w:val="24"/>
+        </w:rPr>
+        <w:t xml:space="preserve">En la barra de búsqueda </w:t>
+      </w:r>
+      <w:proofErr w:type="spellStart"/>
+      <w:r>
+        <w:rPr>
+          <w:sz w:val="24"/>
+          <w:szCs w:val="24"/>
+        </w:rPr>
+        <w:t>ejecutá</w:t>
+      </w:r>
+      <w:proofErr w:type="spellEnd"/>
+      <w:r>
+        <w:rPr>
+          <w:sz w:val="24"/>
+          <w:szCs w:val="24"/>
+        </w:rPr>
+        <w:t xml:space="preserve"> este filtro:</w:t>
+      </w:r>
+    </w:p>
+    <w:p>
+      <w:pPr>
+        <w:rPr>
+          <w:sz w:val="24"/>
+          <w:szCs w:val="24"/>
+        </w:rPr>
+      </w:pPr>
+    </w:p>
+    <w:p>
+      <w:pPr>
+        <w:rPr>
+          <w:rFonts w:cs="Arial"/>
+          <w:sz w:val="24"/>
+          <w:szCs w:val="24"/>
+          <w:lang w:val="en-US"/>
+        </w:rPr>
+      </w:pPr>
+      <w:proofErr w:type="spellStart"/>
+      <w:r>
+        <w:rPr>
+          <w:rFonts w:cs="Arial"/>
+          <w:sz w:val="24"/>
+          <w:szCs w:val="24"/>
+          <w:lang w:val="en-US"/>
+        </w:rPr>
+        <w:t>resource.type</w:t>
+      </w:r>
+      <w:proofErr w:type="spellEnd"/>
+      <w:r>
+        <w:rPr>
+          <w:rFonts w:cs="Arial"/>
+          <w:sz w:val="24"/>
+          <w:szCs w:val="24"/>
+          <w:lang w:val="en-US"/>
+        </w:rPr>
+        <w:t xml:space="preserve">="k8s_container" </w:t>
+      </w:r>
+      <w:proofErr w:type="spellStart"/>
+      <w:r>
+        <w:rPr>
+          <w:rFonts w:cs="Arial"/>
+          <w:sz w:val="24"/>
+          <w:szCs w:val="24"/>
+          <w:lang w:val="en-US"/>
+        </w:rPr>
+        <w:t>resource.labels.namespace_name</w:t>
+      </w:r>
+      <w:proofErr w:type="spellEnd"/>
+      <w:r>
+        <w:rPr>
+          <w:rFonts w:cs="Arial"/>
+          <w:sz w:val="24"/>
+          <w:szCs w:val="24"/>
+          <w:lang w:val="en-US"/>
+        </w:rPr>
+        <w:t>="claro-apigee-hybrid-</w:t>
+      </w:r>
+      <w:proofErr w:type="spellStart"/>
+      <w:r>
+        <w:rPr>
+          <w:rFonts w:cs="Arial"/>
+          <w:sz w:val="24"/>
+          <w:szCs w:val="24"/>
+          <w:lang w:val="en-US"/>
+        </w:rPr>
+        <w:t>desa</w:t>
+      </w:r>
+      <w:proofErr w:type="spellEnd"/>
+      <w:r>
+        <w:rPr>
+          <w:rFonts w:cs="Arial"/>
+          <w:sz w:val="24"/>
+          <w:szCs w:val="24"/>
+          <w:lang w:val="en-US"/>
+        </w:rPr>
+        <w:t>"</w:t>
+      </w:r>
+    </w:p>
+    <w:p>
+      <w:pPr>
+        <w:rPr>
+          <w:rFonts w:cs="Arial"/>
+          <w:sz w:val="24"/>
+          <w:szCs w:val="24"/>
+          <w:lang w:val="en-US"/>
+        </w:rPr>
+      </w:pPr>
+    </w:p>
+    <w:p>
+      <w:pPr>
+        <w:rPr>
+          <w:rFonts w:cs="Arial"/>
+          <w:sz w:val="24"/>
+          <w:szCs w:val="24"/>
+        </w:rPr>
+      </w:pPr>
+      <w:r>
+        <w:rPr>
+          <w:rFonts w:cs="Arial"/>
+          <w:sz w:val="24"/>
+          <w:szCs w:val="24"/>
+        </w:rPr>
+        <w:t xml:space="preserve">Vamos a ver la </w:t>
+      </w:r>
+      <w:r>
+        <w:rPr>
+          <w:rFonts w:cs="Arial"/>
+          <w:sz w:val="24"/>
+          <w:szCs w:val="24"/>
+        </w:rPr>
+        <w:t>siguiente pantalla:</w:t>
+      </w:r>
+    </w:p>
+    <w:p>
+      <w:pPr>
+        <w:rPr>
+          <w:rFonts w:cs="Arial"/>
+          <w:sz w:val="24"/>
+          <w:szCs w:val="24"/>
+        </w:rPr>
+      </w:pPr>
+    </w:p>
+    <w:p>
+      <w:pPr>
+        <w:rPr>
+          <w:rFonts w:cs="Arial"/>
+          <w:sz w:val="24"/>
+          <w:szCs w:val="24"/>
+        </w:rPr>
+      </w:pPr>
+      <w:r>
+        <w:rPr>
+          <w:rFonts w:cs="Arial"/>
+          <w:sz w:val="24"/>
+          <w:szCs w:val="24"/>
+        </w:rPr>
+        <w:drawing>
+          <wp:inline distT="0" distB="0" distL="0" distR="0" wp14:anchorId="31391B60" wp14:editId="1A2053BE">
+            <wp:extent cx="5400675" cy="2670175"/>
+            <wp:effectExtent l="0" t="0" r="9525" b="0"/>
+            <wp:docPr id="99841687" name="Imagen 1"/>
+            <wp:cNvGraphicFramePr>
+              <a:graphicFrameLocks xmlns:a="http://schemas.openxmlformats.org/drawingml/2006/main" noChangeAspect="1"/>
+            </wp:cNvGraphicFramePr>
+            <a:graphic xmlns:a="http://schemas.openxmlformats.org/drawingml/2006/main">
+              <a:graphicData uri="http://schemas.openxmlformats.org/drawingml/2006/picture">
+                <pic:pic xmlns:pic="http://schemas.openxmlformats.org/drawingml/2006/picture">
+                  <pic:nvPicPr>
+                    <pic:cNvPr id="99841687" name=""/>
+                    <pic:cNvPicPr/>
+                  </pic:nvPicPr>
+                  <pic:blipFill>
+                    <a:blip r:embed="rId44"/>
+                    <a:stretch>
+                      <a:fillRect/>
+                    </a:stretch>
+                  </pic:blipFill>
+                  <pic:spPr>
+                    <a:xfrm>
+                      <a:off x="0" y="0"/>
+                      <a:ext cx="5400675" cy="2670175"/>
+                    </a:xfrm>
+                    <a:prstGeom prst="rect">
+                      <a:avLst/>
+                    </a:prstGeom>
+                  </pic:spPr>
+                </pic:pic>
+              </a:graphicData>
+            </a:graphic>
+          </wp:inline>
+        </w:drawing>
+      </w:r>
+    </w:p>
+    <w:p>
+      <w:pPr>
+        <w:rPr>
+          <w:rFonts w:cs="Arial"/>
+          <w:sz w:val="24"/>
+          <w:szCs w:val="24"/>
+        </w:rPr>
+      </w:pPr>
+    </w:p>
+    <w:p>
+      <w:pPr>
+        <w:rPr>
+          <w:rFonts w:cs="Arial"/>
+          <w:sz w:val="24"/>
+          <w:szCs w:val="24"/>
+        </w:rPr>
+      </w:pPr>
+    </w:p>
+    <w:p>
+      <w:pPr>
+        <w:rPr>
+          <w:rFonts w:cs="Arial"/>
+          <w:sz w:val="24"/>
+          <w:szCs w:val="24"/>
+        </w:rPr>
+      </w:pPr>
+    </w:p>
+    <w:p>
+      <w:pPr>
+        <w:rPr>
+          <w:rFonts w:cs="Arial"/>
+          <w:sz w:val="24"/>
+          <w:szCs w:val="24"/>
+        </w:rPr>
+      </w:pPr>
+    </w:p>
+    <w:p>
+      <w:pPr>
+        <w:rPr>
+          <w:rFonts w:cs="Arial"/>
+          <w:sz w:val="24"/>
+          <w:szCs w:val="24"/>
+        </w:rPr>
+      </w:pPr>
+    </w:p>
+    <w:p>
+      <w:pPr>
+        <w:rPr>
+          <w:rFonts w:cs="Arial"/>
+          <w:sz w:val="24"/>
+          <w:szCs w:val="24"/>
+        </w:rPr>
+      </w:pPr>
+    </w:p>
+    <w:p>
+      <w:pPr>
+        <w:rPr>
+          <w:rFonts w:cs="Arial"/>
+          <w:sz w:val="24"/>
+          <w:szCs w:val="24"/>
+        </w:rPr>
+      </w:pPr>
+      <w:r>
+        <w:rPr>
+          <w:rFonts w:cs="Arial"/>
+          <w:sz w:val="24"/>
+          <w:szCs w:val="24"/>
+        </w:rPr>
+        <w:t xml:space="preserve"> Podemos </w:t>
+      </w:r>
+      <w:r>
+        <w:rPr>
+          <w:rFonts w:cs="Arial"/>
+          <w:sz w:val="24"/>
+          <w:szCs w:val="24"/>
+        </w:rPr>
+        <w:t xml:space="preserve">realizar distintas consultas </w:t>
+      </w:r>
+      <w:r>
+        <w:rPr>
+          <w:rFonts w:cs="Arial"/>
+          <w:sz w:val="24"/>
+          <w:szCs w:val="24"/>
+        </w:rPr>
+        <w:t xml:space="preserve">especificas como por ejemplo el </w:t>
+      </w:r>
+      <w:proofErr w:type="spellStart"/>
+      <w:r>
+        <w:rPr>
+          <w:rFonts w:cs="Arial"/>
+          <w:sz w:val="24"/>
+          <w:szCs w:val="24"/>
+        </w:rPr>
+        <w:t>pod</w:t>
+      </w:r>
+      <w:proofErr w:type="spellEnd"/>
+      <w:r>
+        <w:rPr>
+          <w:rFonts w:cs="Arial"/>
+          <w:sz w:val="24"/>
+          <w:szCs w:val="24"/>
+        </w:rPr>
+        <w:t xml:space="preserve"> apigee </w:t>
+      </w:r>
+      <w:proofErr w:type="spellStart"/>
+      <w:r>
+        <w:rPr>
+          <w:rFonts w:cs="Arial"/>
+          <w:sz w:val="24"/>
+          <w:szCs w:val="24"/>
+        </w:rPr>
+        <w:t>syncronizer</w:t>
+      </w:r>
+      <w:proofErr w:type="spellEnd"/>
+      <w:r>
+        <w:rPr>
+          <w:rFonts w:cs="Arial"/>
+          <w:sz w:val="24"/>
+          <w:szCs w:val="24"/>
+        </w:rPr>
+        <w:t>:</w:t>
+      </w:r>
+    </w:p>
+    <w:p>
+      <w:pPr>
+        <w:rPr>
+          <w:rFonts w:cs="Arial"/>
+          <w:sz w:val="24"/>
+          <w:szCs w:val="24"/>
+        </w:rPr>
+      </w:pPr>
+    </w:p>
+    <w:p>
+      <w:pPr>
+        <w:rPr>
+          <w:rFonts w:cs="Arial"/>
+          <w:sz w:val="24"/>
+          <w:szCs w:val="24"/>
+        </w:rPr>
+      </w:pPr>
+      <w:r>
+        <w:rPr>
+          <w:rFonts w:cs="Arial"/>
+          <w:sz w:val="24"/>
+          <w:szCs w:val="24"/>
+        </w:rPr>
+        <w:drawing>
+          <wp:inline distT="0" distB="0" distL="0" distR="0" wp14:anchorId="42362F72" wp14:editId="59B4C72F">
+            <wp:extent cx="5400675" cy="2773045"/>
+            <wp:effectExtent l="0" t="0" r="9525" b="8255"/>
+            <wp:docPr id="595212470" name="Imagen 1"/>
+            <wp:cNvGraphicFramePr>
+              <a:graphicFrameLocks xmlns:a="http://schemas.openxmlformats.org/drawingml/2006/main" noChangeAspect="1"/>
+            </wp:cNvGraphicFramePr>
+            <a:graphic xmlns:a="http://schemas.openxmlformats.org/drawingml/2006/main">
+              <a:graphicData uri="http://schemas.openxmlformats.org/drawingml/2006/picture">
+                <pic:pic xmlns:pic="http://schemas.openxmlformats.org/drawingml/2006/picture">
+                  <pic:nvPicPr>
+                    <pic:cNvPr id="595212470" name=""/>
+                    <pic:cNvPicPr/>
+                  </pic:nvPicPr>
+                  <pic:blipFill>
+                    <a:blip r:embed="rId45"/>
+                    <a:stretch>
+                      <a:fillRect/>
+                    </a:stretch>
+                  </pic:blipFill>
+                  <pic:spPr>
+                    <a:xfrm>
+                      <a:off x="0" y="0"/>
+                      <a:ext cx="5400675" cy="2773045"/>
+                    </a:xfrm>
+                    <a:prstGeom prst="rect">
+                      <a:avLst/>
+                    </a:prstGeom>
+                  </pic:spPr>
+                </pic:pic>
+              </a:graphicData>
+            </a:graphic>
+          </wp:inline>
+        </w:drawing>
+      </w:r>
+    </w:p>
+    <w:p>
+      <w:pPr>
+        <w:rPr>
+          <w:rFonts w:cs="Arial"/>
+          <w:sz w:val="24"/>
+          <w:szCs w:val="24"/>
+        </w:rPr>
+      </w:pPr>
+    </w:p>
+    <w:p>
+      <w:pPr>
+        <w:rPr>
+          <w:rFonts w:cs="Arial"/>
+          <w:sz w:val="24"/>
+          <w:szCs w:val="24"/>
+        </w:rPr>
+      </w:pPr>
+    </w:p>
+    <w:p>
+      <w:pPr>
+        <w:pStyle w:val="Ttulo3"/>
+        <w:rPr>
+          <w:sz w:val="28"/>
+          <w:szCs w:val="24"/>
+        </w:rPr>
+      </w:pPr>
+      <w:bookmarkStart w:id="47" w:name="_Toc236131923"/>
+      <w:r>
+        <w:rPr>
+          <w:sz w:val="28"/>
+          <w:szCs w:val="24"/>
+        </w:rPr>
         <w:t xml:space="preserve">Verificar la creación de un </w:t>
       </w:r>
       <w:r>
@@ -32355,7 +33211,7 @@
         </w:rPr>
         <w:t>proxy</w:t>
       </w:r>
-      <w:bookmarkEnd w:id="46"/>
+      <w:bookmarkEnd w:id="47"/>
     </w:p>
     <w:p>
       <w:pPr>
@@ -32570,10 +33426,10 @@
       </w:pPr>
     </w:p>
     <w:sectPr>
-      <w:headerReference w:type="default" r:id="rId44"/>
-      <w:footerReference w:type="default" r:id="rId45"/>
-      <w:headerReference w:type="first" r:id="rId46"/>
-      <w:footerReference w:type="first" r:id="rId47"/>
+      <w:headerReference w:type="default" r:id="rId46"/>
+      <w:footerReference w:type="default" r:id="rId47"/>
+      <w:headerReference w:type="first" r:id="rId48"/>
+      <w:footerReference w:type="first" r:id="rId49"/>
       <w:pgSz w:w="11907" w:h="16839" w:code="9"/>
       <w:pgMar w:top="1418" w:right="1701" w:bottom="851" w:left="1701" w:header="851" w:footer="14" w:gutter="0"/>
       <w:pgNumType w:start="0"/>
@@ -34794,9 +35650,9 @@
     </w:lvl>
   </w:abstractNum>
   <w:abstractNum w:abstractNumId="10" w15:restartNumberingAfterBreak="0">
-    <w:nsid w:val="7FCD2C9A"/>
+    <w:nsid w:val="79F2017D"/>
     <w:multiLevelType w:val="hybridMultilevel"/>
-    <w:tmpl w:val="B75263F8"/>
+    <w:tmpl w:val="AA949668"/>
     <w:lvl w:ilvl="0" w:tplc="2C0A0001">
       <w:start w:val="1"/>
       <w:numFmt w:val="bullet"/>
@@ -34906,11 +35762,124 @@
       </w:rPr>
     </w:lvl>
   </w:abstractNum>
+  <w:abstractNum w:abstractNumId="11" w15:restartNumberingAfterBreak="0">
+    <w:nsid w:val="7FCD2C9A"/>
+    <w:multiLevelType w:val="hybridMultilevel"/>
+    <w:tmpl w:val="B75263F8"/>
+    <w:lvl w:ilvl="0" w:tplc="2C0A0001">
+      <w:start w:val="1"/>
+      <w:numFmt w:val="bullet"/>
+      <w:lvlText w:val=""/>
+      <w:lvlJc w:val="left"/>
+      <w:pPr>
+        <w:ind w:left="720" w:hanging="360"/>
+      </w:pPr>
+      <w:rPr>
+        <w:rFonts w:ascii="Symbol" w:hAnsi="Symbol" w:hint="default"/>
+      </w:rPr>
+    </w:lvl>
+    <w:lvl w:ilvl="1" w:tplc="2C0A0003" w:tentative="1">
+      <w:start w:val="1"/>
+      <w:numFmt w:val="bullet"/>
+      <w:lvlText w:val="o"/>
+      <w:lvlJc w:val="left"/>
+      <w:pPr>
+        <w:ind w:left="1440" w:hanging="360"/>
+      </w:pPr>
+      <w:rPr>
+        <w:rFonts w:ascii="Courier New" w:hAnsi="Courier New" w:cs="Courier New" w:hint="default"/>
+      </w:rPr>
+    </w:lvl>
+    <w:lvl w:ilvl="2" w:tplc="2C0A0005" w:tentative="1">
+      <w:start w:val="1"/>
+      <w:numFmt w:val="bullet"/>
+      <w:lvlText w:val=""/>
+      <w:lvlJc w:val="left"/>
+      <w:pPr>
+        <w:ind w:left="2160" w:hanging="360"/>
+      </w:pPr>
+      <w:rPr>
+        <w:rFonts w:ascii="Wingdings" w:hAnsi="Wingdings" w:hint="default"/>
+      </w:rPr>
+    </w:lvl>
+    <w:lvl w:ilvl="3" w:tplc="2C0A0001" w:tentative="1">
+      <w:start w:val="1"/>
+      <w:numFmt w:val="bullet"/>
+      <w:lvlText w:val=""/>
+      <w:lvlJc w:val="left"/>
+      <w:pPr>
+        <w:ind w:left="2880" w:hanging="360"/>
+      </w:pPr>
+      <w:rPr>
+        <w:rFonts w:ascii="Symbol" w:hAnsi="Symbol" w:hint="default"/>
+      </w:rPr>
+    </w:lvl>
+    <w:lvl w:ilvl="4" w:tplc="2C0A0003" w:tentative="1">
+      <w:start w:val="1"/>
+      <w:numFmt w:val="bullet"/>
+      <w:lvlText w:val="o"/>
+      <w:lvlJc w:val="left"/>
+      <w:pPr>
+        <w:ind w:left="3600" w:hanging="360"/>
+      </w:pPr>
+      <w:rPr>
+        <w:rFonts w:ascii="Courier New" w:hAnsi="Courier New" w:cs="Courier New" w:hint="default"/>
+      </w:rPr>
+    </w:lvl>
+    <w:lvl w:ilvl="5" w:tplc="2C0A0005" w:tentative="1">
+      <w:start w:val="1"/>
+      <w:numFmt w:val="bullet"/>
+      <w:lvlText w:val=""/>
+      <w:lvlJc w:val="left"/>
+      <w:pPr>
+        <w:ind w:left="4320" w:hanging="360"/>
+      </w:pPr>
+      <w:rPr>
+        <w:rFonts w:ascii="Wingdings" w:hAnsi="Wingdings" w:hint="default"/>
+      </w:rPr>
+    </w:lvl>
+    <w:lvl w:ilvl="6" w:tplc="2C0A0001" w:tentative="1">
+      <w:start w:val="1"/>
+      <w:numFmt w:val="bullet"/>
+      <w:lvlText w:val=""/>
+      <w:lvlJc w:val="left"/>
+      <w:pPr>
+        <w:ind w:left="5040" w:hanging="360"/>
+      </w:pPr>
+      <w:rPr>
+        <w:rFonts w:ascii="Symbol" w:hAnsi="Symbol" w:hint="default"/>
+      </w:rPr>
+    </w:lvl>
+    <w:lvl w:ilvl="7" w:tplc="2C0A0003" w:tentative="1">
+      <w:start w:val="1"/>
+      <w:numFmt w:val="bullet"/>
+      <w:lvlText w:val="o"/>
+      <w:lvlJc w:val="left"/>
+      <w:pPr>
+        <w:ind w:left="5760" w:hanging="360"/>
+      </w:pPr>
+      <w:rPr>
+        <w:rFonts w:ascii="Courier New" w:hAnsi="Courier New" w:cs="Courier New" w:hint="default"/>
+      </w:rPr>
+    </w:lvl>
+    <w:lvl w:ilvl="8" w:tplc="2C0A0005" w:tentative="1">
+      <w:start w:val="1"/>
+      <w:numFmt w:val="bullet"/>
+      <w:lvlText w:val=""/>
+      <w:lvlJc w:val="left"/>
+      <w:pPr>
+        <w:ind w:left="6480" w:hanging="360"/>
+      </w:pPr>
+      <w:rPr>
+        <w:rFonts w:ascii="Wingdings" w:hAnsi="Wingdings" w:hint="default"/>
+      </w:rPr>
+    </w:lvl>
+  </w:abstractNum>
   <w:num w:numId="1" w16cid:durableId="1450587078">
     <w:abstractNumId w:val="0"/>
   </w:num>
   <w:num w:numId="2" w16cid:durableId="502865828">
-    <w:abstractNumId w:val="10"/>
+    <w:abstractNumId w:val="11"/>
   </w:num>
   <w:num w:numId="3" w16cid:durableId="2027437062">
     <w:abstractNumId w:val="2"/>
@@ -34998,6 +35967,9 @@
     <w:lvlOverride w:ilvl="8">
       <w:startOverride w:val="1"/>
     </w:lvlOverride>
+  </w:num>
+  <w:num w:numId="14" w16cid:durableId="2005158893">
+    <w:abstractNumId w:val="10"/>
   </w:num>
   <w:numIdMacAtCleanup w:val="9"/>
 </w:numbering>
@@ -35581,7 +36553,6 @@
   <w:style w:type="character" w:default="1" w:styleId="Fuentedeprrafopredeter">
     <w:name w:val="Default Paragraph Font"/>
     <w:uiPriority w:val="1"/>
-    <w:semiHidden/>
     <w:unhideWhenUsed/>
   </w:style>
   <w:style w:type="table" w:default="1" w:styleId="Tablanormal">
